--- a/az/scientists/CV/Word/Khalilova_Saida_CV_AZ.docx
+++ b/az/scientists/CV/Word/Khalilova_Saida_CV_AZ.docx
@@ -377,7 +377,7 @@
           <w:sz w:val="21"/>
           <w:szCs w:val="21"/>
         </w:rPr>
-        <w:t>Səidə Xəlilova 2023-cü ilin noyabrından Muskatda Royal Conservatory of Music and Art-ın təsisçisi və direktoru, 2011-ci ilin oktyabrından Bakı Musiqi Akademiyasının dosentidir. 2014-cü ildə Bakı Musiqi Akademiyasında musiqi pedaqogikası üzrə PhD, 1996-cı ildə musiqi üzrə magistr dərəcəsi alıb. 2011–2018-ci illərdə Sultan Qabus Universitetində, Bakı və Şuşa musiqi kolleclərində fortepiano tədris edib. CV-də 2016-cı il kitabı və Elmira Əliyeva və Azərbaycanda fortepiano təhsili haqqında məqalələr göstərilir.</w:t>
+        <w:t>Səidə Xəlilova 2023-cü ilin noyabrından Muskatda Royal Conservatory of Music and Art-ın təsisçisi və direktoru, 2011-ci ilin oktyabrından Bakı Musiqi Akademiyasının dosentidir. 2014-cü ildə Bakı Musiqi Akademiyasında musiqi pedaqogikası üzrə PhD, 1996-cı ildə musiqi üzrə magistr dərəcəsi alıb. 2011–2018-ci illərdə Sultan Qabus Universitetində, Bakı və Şuşa musiqi kolleclərində fortepiano tədris edib. 2016-cı il kitabı və Elmira Əliyeva və Azərbaycanda fortepiano təhsili haqqında məqalələr göstərilir.</w:t>
       </w:r>
     </w:p>
     <w:p>
@@ -2040,7 +2040,7 @@
                 <w:sz w:val="21"/>
                 <w:szCs w:val="21"/>
               </w:rPr>
-              <w:t>CV</w:t>
+              <w:t>Özü tərəfindən</w:t>
             </w:r>
           </w:p>
         </w:tc>
